--- a/项目相关/软件著作权/专利申请/专利申请技术交底书-AI双角色生成与审查的医学教案质量保障.docx
+++ b/项目相关/软件著作权/专利申请/专利申请技术交底书-AI双角色生成与审查的医学教案质量保障.docx
@@ -41,7 +41,7 @@
       </w:pPr>
       <w:r>
         <w:rPr/>
-        <w:t xml:space="preserve">基于 AI 双角色生成与审查的医学教案内容质量保障方法</w:t>
+        <w:t xml:space="preserve">基于 AI 双角色生成与审查的医学教案质量保障流程构建方法</w:t>
       </w:r>
     </w:p>
     <w:p>
@@ -60,7 +60,7 @@
       </w:pPr>
       <w:r>
         <w:rPr/>
-        <w:t xml:space="preserve">本发明属于医学教育与人工智能交叉技术领域，具体涉及一种基于大语言模型（Large Language Model, LLM）双角色架构的医学教案自动生成、结构化审查与定向优化的质量保障方法，用于辅助临床教师高效生成符合医学准确性和教学规范性要求的个体化教案。</w:t>
+        <w:t xml:space="preserve">本发明属于医学教育与人工智能交叉技术领域，具体涉及一种基于大语言模型（Large Language Model, LLM）双角色架构的医学教案质量保障流程构建方法，通过构建"生成—审查—优化—终审"四阶段串行、以教案数据对象与审查报告数据对象为阶段间契约的自动化工件流，辅助临床教师高效生成符合医学准确性和教学规范性要求的个体化教案。</w:t>
       </w:r>
     </w:p>
     <w:p>
@@ -559,6 +559,15 @@
     </w:p>
     <w:p>
       <w:pPr>
+        <w:spacing w:lineRule="auto"/>
+      </w:pPr>
+      <w:r>
+        <w:rPr/>
+        <w:t xml:space="preserve">此外，现有LLM辅助教学方案普遍停留在"单次提示词调用"层面：教案生成、质量审查、修改完善各环节孤立执行，中间结果（教案草稿、审查结论）不落库或仅供展示，下游环节无法程序化消费上游输出，流程中断后只能整体重来。这种碎片化的集成方式使AI能力难以嵌入业务流程形成稳定闭环，也无法为医学教案质量保障提供可追溯、可审计的处理链路。</w:t>
+      </w:r>
+    </w:p>
+    <w:p>
+      <w:pPr>
         <w:pStyle w:val="Heading3"/>
         <w:spacing w:lineRule="auto"/>
       </w:pPr>
@@ -638,34 +647,43 @@
       </w:pPr>
       <w:r>
         <w:rPr/>
-        <w:t xml:space="preserve">本申请实施例的主要目的在于提供一种基于AI双角色生成与审查的医学教案内容质量保障方法，通过构建独立的"生成AI"与"审查AI"双角色架构，形成"生成→审查→优化→终审"的四阶段质量闭环，将医学教案的质量保障从"人工经验审核"提升为"AI双角色交叉验证+结构化审查+自动定向优化+人工终审确认"的智能化质控体系。</w:t>
-      </w:r>
-    </w:p>
-    <w:p>
-      <w:pPr>
-        <w:spacing w:lineRule="auto"/>
-      </w:pPr>
-      <w:r>
-        <w:rPr/>
-        <w:t xml:space="preserve">LLM生成教案面临的首要难题是医学准确性与教学规范性的双重保障。现有方案中，生成和审查通常共用同一AI模型，本质上是让模型"自我审查"，无法发现其自身的知识盲区和固有偏差。本发明提出构建独立的生成AI与审查AI双角色架构，二者使用不同的Prompt模板和独立的LLM调用上下文，通过角色隔离实现交叉验证。与此配套，还需建立三维度（医学准确性、教学逻辑性、内容完整性）的结构化审查评分体系，每维度下设子维度、满分值和扣分规则，使审查报告从自然语言评论升级为可被下游系统程序化消费的结构化数据——每项扣分包含扣分点名称、扣分原因（注明问题位置）和扣分值。</w:t>
-      </w:r>
-    </w:p>
-    <w:p>
-      <w:pPr>
-        <w:spacing w:lineRule="auto"/>
-      </w:pPr>
-      <w:r>
-        <w:rPr/>
-        <w:t xml:space="preserve">审查发现问题之后的自动修复构成了第二个技术难点。现有流程要求教师对照审查报告手动逐条修改教案，效率低下且容易遗漏。本发明引入优化AI角色，基于结构化审查报告中的扣分项，对教案执行定向修正而非完全重写。这里需要解决两个子问题：一是粒度控制——优化AI仅能在审查报告指出的问题范围内做最小幅度改动，保持原有教学模型结构不变，且修正不得引入新的错误；二是衔接效率——优化AI直接消费审查报告的结构化JSON数据，形成"发现—定位—修正"的自动链路，避免教师在审查报告和教案原文之间反复对照。</w:t>
-      </w:r>
-    </w:p>
-    <w:p>
-      <w:pPr>
-        <w:spacing w:lineRule="auto"/>
-      </w:pPr>
-      <w:r>
-        <w:rPr/>
-        <w:t xml:space="preserve">在基础设施层面，Prompt模板的管理方式直接影响系统的可维护性和审查质量。传统做法将模板硬编码在代码中或散落在文件系统，修改需要重新部署。本发明采用数据库驱动的Prompt模板管理引擎，支持模板的增删改查、版本控制和运行时热更新。此外，审查标准需要随目标学员层级动态调整——同一病例的教案，面向实习生和面向本院医师应采用不同的评判尺度，审查AI根据学情层次采用相应的审查深度，避免一刀切审查。</w:t>
+        <w:t xml:space="preserve">本申请实施例的主要目的在于提供一种医学教案质量保障流程的构建方法，解决现有大语言模型辅助教学方案以"单次提示词调用"形态组织业务所导致的流程构建缺陷：教案生成、质量审查与修改完善各环节孤立执行，环节之间缺乏数据对象契约，教案草稿与审查结论不落库或仅供展示，下游环节无法程序化消费上游输出，流程中断后只能整体重来，切换输入后残留状态污染新流程。本发明将教案质量保障过程构建为"生成—审查—优化—终审"四个串行阶段，以教案数据对象与审查报告数据对象作为阶段间的输入输出契约，配合状态持久化、三级容错降级与断点恢复机制，构成可追踪、可恢复、可审计的自动化工件流，使AI能力整体嵌入教案质量保障业务流程并形成稳定闭环。</w:t>
+      </w:r>
+    </w:p>
+    <w:p>
+      <w:pPr>
+        <w:spacing w:lineRule="auto"/>
+      </w:pPr>
+      <w:r>
+        <w:rPr/>
+        <w:t xml:space="preserve">现有技术的主要技术缺陷体现在：其一，无整体流程编排，生成、审查、修改各自独立执行，步骤间没有定义输入输出的数据关联，审查结论依赖教师人工对照教案逐条处理；其二，中间结果不落库，教案草稿与审查结论仅作展示用途，流程中断后无法从断点恢复；其三，下游环节无法程序化消费上游输出，审查报告以自然语言评论形式存在，缺乏可被程序解析的数据结构。本发明通过定义教案数据对象与审查报告数据对象两类契约载体，将各阶段输出对象持久化并绑定关联，任一阶段失败依据容错策略降级保留中间数据，从流程构建层面消除上述缺陷。</w:t>
+      </w:r>
+    </w:p>
+    <w:p>
+      <w:pPr>
+        <w:spacing w:lineRule="auto"/>
+      </w:pPr>
+      <w:r>
+        <w:rPr/>
+        <w:t xml:space="preserve">AI生成教案面临医学准确性与教学规范性的双重保障难题。现有方案中生成和审查通常共用同一AI模型，本质上是让模型"自我审查"，无法发现其自身的知识盲区和固有偏差。本发明在审查阶段构建独立的审查AI角色，与生成AI使用不同的Prompt模板和独立的LLM调用上下文，通过角色隔离实现交叉验证。审查输出的结构化审查报告并非自然语言的评分约定，而是以结构化审查数据模型（JSON Schema）约束的数据对象：审查维度、满分值与扣分项均以数据字段定义并存储于模板数据库，审查AI的输出须严格符合该数据模型约束，扣分项以结构化元素（扣分点名称、扣分原因、扣分值）产出，使审查报告可直接被下游优化阶段程序化消费，也可被前端评分面板程序化渲染；维度与分值配置随模板数据可热更新，审查标准演进无需重新部署系统。</w:t>
+      </w:r>
+    </w:p>
+    <w:p>
+      <w:pPr>
+        <w:spacing w:lineRule="auto"/>
+      </w:pPr>
+      <w:r>
+        <w:rPr/>
+        <w:t xml:space="preserve">审查发现问题之后的自动修复构成另一个技术难点。现有流程要求教师对照审查报告手动逐条修改教案，效率低下且容易遗漏。本发明引入优化AI角色，直接消费审查报告数据对象中的扣分项，对教案执行定向修正而非完全重写：粒度控制方面，优化AI仅能在审查报告指出的问题范围内做最小幅度改动，保持原有教学模型结构不变，且修正不得引入新的错误；衔接效率方面，优化阶段以教案初版数据对象与审查报告数据对象为输入，形成"发现—定位—修正"的自动化链路，避免教师在审查报告和教案原文之间反复对照。</w:t>
+      </w:r>
+    </w:p>
+    <w:p>
+      <w:pPr>
+        <w:spacing w:lineRule="auto"/>
+      </w:pPr>
+      <w:r>
+        <w:rPr/>
+        <w:t xml:space="preserve">在基础设施层面，Prompt模板的管理方式直接影响流程的可维护性与审查质量。传统做法将模板硬编码在代码中或散落在文件系统，修改需要重新部署。本发明采用数据库驱动的Prompt模板管理引擎，支持模板的增删改查、版本控制、变量完整性强制校验和运行时热更新。此外，审查标准需要随目标学员层级动态调整——同一病例的教案，面向实习生和面向本院医师应采用不同的评判尺度，审查阶段根据学情层次采用相应的审查深度，避免一刀切审查。</w:t>
       </w:r>
     </w:p>
     <w:p>
@@ -690,11 +708,11 @@
         <w:rPr>
           <w:b/>
         </w:rPr>
-        <w:t xml:space="preserve">AI双角色四阶段质量闭环方法</w:t>
-      </w:r>
-      <w:r>
-        <w:rPr/>
-        <w:t xml:space="preserve">，通过生成AI、审查AI、优化AI三个独立的AI服务接口，配合数据库驱动的Prompt模板引擎、SSE流式进度推送和三级容错降级策略，实现教案质量的系统化保障。</w:t>
+        <w:t xml:space="preserve">AI双角色教案质量保障流程的构建方法</w:t>
+      </w:r>
+      <w:r>
+        <w:rPr/>
+        <w:t xml:space="preserve">，方法的核心在于流程本身的构建方式：将教案质量保障过程划分为"生成—审查—优化—终审"四个串行阶段，以教案数据对象与审查报告数据对象作为阶段间的输入输出契约（教案对象含全文、迭代轮次与状态字段，审查报告对象遵循结构化审查数据模型约束），各阶段输出对象持久化落库并与上下游记录绑定关联，任一阶段失败依据三级容错降级策略保留中间数据、从断点继续。生成AI、审查AI、优化AI作为各阶段内的执行载体，Prompt模板与审查维度配置属于流程数据载荷的工程实现，由模板引擎统一管理。</w:t>
       </w:r>
     </w:p>
     <w:p>
@@ -734,7 +752,7 @@
         <w:rPr>
           <w:rFonts w:ascii="Courier" w:hAnsi="Courier"/>
         </w:rPr>
-        <w:t xml:space="preserve">flowchart TB     subgraph 应用层["🖥️ 应用层 — Vue 3 前端"]         UI1["5步向导界面&lt;br/&gt;病例选择→教学目标→模型推荐&lt;br/&gt;→生成管线→教师终审"]         UI2["SSE进度监听&lt;br/&gt;实时展示阶段状态"]         UI3["初版/优化版对比&lt;br/&gt;Markdown实时预览"]     end      subgraph 业务服务层["⚙️ 业务服务层 — Spring Boot"]         SVC1["ModelRecommendService&lt;br/&gt;教学模型推荐"]         SVC2["PlanGenerationService&lt;br/&gt;管线编排服务&lt;br/&gt;编排三阶段串行执行"]         SVC3["TeachingPlanService&lt;br/&gt;教案CRUD + 状态管理"]     end      subgraph AI服务层["🧠 AI服务层 — 三个独立AI服务"]         AI1["PlanGenAiService&lt;br/&gt;生成AI&lt;br/&gt;角色定位: '资深临床教学专家'"]         AI2["PlanReviewAiService&lt;br/&gt;审查AI&lt;br/&gt;角色定位: '医学教育专家与教案评审委员'"]         AI3["PlanRefineAiService&lt;br/&gt;优化AI&lt;br/&gt;角色定位: '资深医学教育专家'"]     end      subgraph 基础设施层["🔧 基础设施层"]         INF1["PromptTemplateEngine&lt;br/&gt;模板查询·渲染·校验"]         INF2["GenerationProgressEmitter&lt;br/&gt;SSE推送管理"]         INF3["LLMClient&lt;br/&gt;大模型调用封装"]     end      subgraph 数据层["💾 数据层 — Oracle 21c"]         DB1[("RAW_PATIENT_DATA&lt;br/&gt;脱敏病例库")]         DB2[("TEACHING_PLANS&lt;br/&gt;教案库&lt;br/&gt;iteration_round 版本管理")]         DB3[("PROMPTTEMPLATE&lt;br/&gt;Prompt模板库&lt;br/&gt;IS_ACTIVE + VERSION")]     end      UI1 --&gt; SVC1 &amp; SVC2 &amp; SVC3     SVC2 --&gt; AI1 &amp; AI2 &amp; AI3     AI1 &amp; AI2 &amp; AI3 --&gt; INF3     SVC2 --&gt; INF1 &amp; INF2     INF1 --&gt; DB3     SVC3 --&gt; DB2      style 应用层 fill:#e3f2fd,stroke:#1976d2     style 业务服务层 fill:#fff8e1,stroke:#f9a825     style AI服务层 fill:#e8f5e9,stroke:#388e3c     style 基础设施层 fill:#f3e5f5,stroke:#7b1fa2     style 数据层 fill:#eceff1,stroke:#546e7a </w:t>
+        <w:t xml:space="preserve">flowchart TB     subgraph 应用层["🖥️ 应用层 — Vue 3 前端"]         UI1["5步向导界面&lt;br/&gt;病例选择→教学目标→模型推荐&lt;br/&gt;→生成管线→教师终审"]         UI2["SSE进度监听&lt;br/&gt;实时展示阶段状态"]         UI3["初版/优化版查看&lt;br/&gt;Markdown实时预览"]     end      subgraph 业务服务层["⚙️ 业务服务层 — Spring Boot"]         SVC1["ModelRecommendService&lt;br/&gt;教学模型推荐"]         SVC2["PlanGenerationService&lt;br/&gt;管线编排服务&lt;br/&gt;编排三阶段串行执行"]         SVC3["TeachingPlanService&lt;br/&gt;教案CRUD + 状态管理"]     end      subgraph AI服务层["🧠 AI服务层 — 三个独立AI服务"]         AI1["PlanGenAiService&lt;br/&gt;生成AI&lt;br/&gt;角色定位: '资深临床教学专家'"]         AI2["PlanReviewAiService&lt;br/&gt;审查AI&lt;br/&gt;角色定位: '医学教育专家与教案评审委员'"]         AI3["PlanRefineAiService&lt;br/&gt;优化AI&lt;br/&gt;角色定位: '资深医学教育专家'"]     end      subgraph 基础设施层["🔧 基础设施层"]         INF1["PromptTemplateEngine&lt;br/&gt;模板查询·渲染·校验"]         INF2["GenerationProgressEmitter&lt;br/&gt;SSE推送管理"]         INF3["LLMClient&lt;br/&gt;大模型调用封装"]     end      subgraph 数据层["💾 数据层 — Oracle 21c"]         DB1[("RAW_PATIENT_DATA&lt;br/&gt;脱敏病例库")]         DB2[("TEACHING_PLANS&lt;br/&gt;教案库&lt;br/&gt;iteration_round 版本管理")]         DB3[("PROMPTTEMPLATE&lt;br/&gt;Prompt模板库&lt;br/&gt;IS_ACTIVE + VERSION")]     end      UI1 --&gt; SVC1 &amp; SVC2 &amp; SVC3     SVC2 --&gt; AI1 &amp; AI2 &amp; AI3     AI1 &amp; AI2 &amp; AI3 --&gt; INF3     SVC2 --&gt; INF1 &amp; INF2     INF1 --&gt; DB3     SVC3 --&gt; DB2      style 应用层 fill:#e3f2fd,stroke:#1976d2     style 业务服务层 fill:#fff8e1,stroke:#f9a825     style AI服务层 fill:#e8f5e9,stroke:#388e3c     style 基础设施层 fill:#f3e5f5,stroke:#7b1fa2     style 数据层 fill:#eceff1,stroke:#546e7a </w:t>
       </w:r>
     </w:p>
     <w:p>
@@ -755,7 +773,7 @@
         <w:rPr>
           <w:rFonts w:ascii="Courier" w:hAnsi="Courier"/>
         </w:rPr>
-        <w:t xml:space="preserve">flowchart TB     subgraph 输入层["📥 输入层"]         IN1["📋 脱敏病例数据&lt;br/&gt;RAW_PATIENT_DATA"]         IN2["🎯 教学目标&lt;br/&gt;方向+目的+知识范围"]         IN3["👨‍🎓 学情层次&lt;br/&gt;五级学员枚举"]         IN4["📐 选定教学模型&lt;br/&gt;BOPPPS/SNAPPS/..."]     end      subgraph 阶段一["🔵 阶段一：生成AI创作教案初版"]         S1A["PromptTemplateEngine&lt;br/&gt;渲染 教案生成-{model} 模板&lt;br/&gt;变量完整性校验"]         S1B["PlanGenAiService&lt;br/&gt;LLM独立调用 300s超时&lt;br/&gt;角色定位: 资深医学教育专家"]         S1C["初版教案 Markdown&lt;br/&gt;14板块完整输出"]         S1D[("💾 TEACHING_PLANS&lt;br/&gt;iteration_round=0&lt;br/&gt;status=DRAFT")]         IN1 &amp; IN2 &amp; IN3 &amp; IN4 --&gt; S1A --&gt; S1B --&gt; S1C --&gt; S1D     end      subgraph 阶段二["🟡 阶段二：审查AI三维度审查评分"]         S2A["PromptTemplateEngine&lt;br/&gt;渲染 教案审查评分 模板"]         S2B["PlanReviewAiService&lt;br/&gt;LLM独立调用 45s超时&lt;br/&gt;角色定位: 医学教育专家与教案评审委员&lt;br/&gt;←独立Prompt，独立角色→"]         S2C["结构化审查报告 JSON&lt;br/&gt;医学准确性40分+教学逻辑性35分&lt;br/&gt;+内容完整性25分"]         S2D[("💾 更新 review_score&lt;br/&gt;+ review_detail JSON")]         S1C --&gt; S2A --&gt; S2B --&gt; S2C --&gt; S2D     end      subgraph 阶段三["🟢 阶段三：优化AI定向修正"]         S3A["PromptTemplateEngine&lt;br/&gt;渲染 教案优化 模板"]         S3B["PlanRefineAiService&lt;br/&gt;LLM独立调用 60s超时&lt;br/&gt;角色定位: 资深医学教育专家&lt;br/&gt;←仅修正扣分项，不重写→"]         S3C["优化版教案 Markdown&lt;br/&gt;保留原有教学模型结构"]         S3D[("💾 TEACHING_PLANS&lt;br/&gt;iteration_round=1&lt;br/&gt;status=DRAFT")]         S1C &amp; S2C --&gt; S3A --&gt; S3B --&gt; S3C --&gt; S3D     end      subgraph 阶段四["🔴 阶段四：教师终审确认发布"]         S4A["教师对比审查&lt;br/&gt;初版 vs 优化版"]         S4B["教师自由编辑&lt;br/&gt;Markdown实时预览"]         S4C["确认发布"]         S4D[("💾 TEACHING_PLANS&lt;br/&gt;status=PUBLISHED")]         S1C &amp; S3C --&gt; S4A --&gt; S4B --&gt; S4C --&gt; S4D     end      subgraph SSE["📡 SSE流式进度推送"]         SSE1["phase事件: GENERATING&lt;br/&gt;生成中"]         SSE_D["draft事件&lt;br/&gt;初版全文推送"]         SSE2["phase事件: REVIEWING&lt;br/&gt;审查中"]         SSE3["phase事件: REFINING&lt;br/&gt;优化中"]         SSE4["complete事件&lt;br/&gt;planId+score"]         SSE1 --&gt; SSE_D --&gt; SSE2 --&gt; SSE3 --&gt; SSE4     end      S1B -.-&gt;|推送| SSE1     S2B -.-&gt;|推送| SSE2     S3B -.-&gt;|推送| SSE3     S4C -.-&gt;|推送| SSE4      subgraph 降级["⚠️ 三级容错降级路径"]         G1["阶段一失败 → 终止管线&lt;br/&gt;前端显示重试按钮"]         G2["阶段二失败 → 跳过阶段三&lt;br/&gt;保留初版，教师可终审"]         G3["阶段三失败 → 保留初版+审查报告&lt;br/&gt;教师可终审"]         S1B -.-&gt;|失败| G1         S2B -.-&gt;|失败| G2         S3B -.-&gt;|失败| G3     end      style 阶段一 fill:#e3f2fd,stroke:#1976d2     style 阶段二 fill:#fff8e1,stroke:#f9a825     style 阶段三 fill:#e8f5e9,stroke:#388e3c     style 阶段四 fill:#fce4ec,stroke:#c62828     style 降级 fill:#ffebee,stroke:#d32f2f     style SSE fill:#f3e5f5,stroke:#7b1fa2 </w:t>
+        <w:t xml:space="preserve">flowchart TB     subgraph 输入层["📥 输入层"]         IN1["📋 脱敏病例数据&lt;br/&gt;RAW_PATIENT_DATA"]         IN2["🎯 教学目标&lt;br/&gt;方向+目的+知识范围"]         IN3["👨‍🎓 学情层次&lt;br/&gt;五级学员枚举"]         IN4["📐 选定教学模型&lt;br/&gt;BOPPPS/SNAPPS/..."]     end      subgraph 阶段一["🔵 阶段一：生成AI创作教案初版"]         S1A["PromptTemplateEngine&lt;br/&gt;渲染 教案生成-{model} 模板&lt;br/&gt;变量完整性校验"]         S1B["PlanGenAiService&lt;br/&gt;LLM独立调用 300s超时&lt;br/&gt;角色定位: 资深医学教育专家"]         S1C["初版教案 Markdown&lt;br/&gt;14板块完整输出"]         S1D[("💾 TEACHING_PLANS&lt;br/&gt;iteration_round=0&lt;br/&gt;status=DRAFT")]         IN1 &amp; IN2 &amp; IN3 &amp; IN4 --&gt; S1A --&gt; S1B --&gt; S1C --&gt; S1D     end      subgraph 阶段二["🟡 阶段二：审查AI三维度审查评分"]         S2A["PromptTemplateEngine&lt;br/&gt;渲染 教案审查评分 模板"]         S2B["PlanReviewAiService&lt;br/&gt;LLM独立调用 45s超时&lt;br/&gt;角色定位: 医学教育专家与教案评审委员&lt;br/&gt;←独立Prompt，独立角色→"]         S2C["结构化审查报告 JSON&lt;br/&gt;医学准确性40分+教学逻辑性35分&lt;br/&gt;+内容完整性25分"]         S2D[("💾 更新 review_score&lt;br/&gt;+ review_detail JSON")]         S1C --&gt; S2A --&gt; S2B --&gt; S2C --&gt; S2D     end      subgraph 阶段三["🟢 阶段三：优化AI定向修正"]         S3A["PromptTemplateEngine&lt;br/&gt;渲染 教案优化 模板"]         S3B["PlanRefineAiService&lt;br/&gt;LLM独立调用 60s超时&lt;br/&gt;角色定位: 资深医学教育专家&lt;br/&gt;←仅修正扣分项，不重写→"]         S3C["优化版教案 Markdown&lt;br/&gt;保留原有教学模型结构"]         S3D[("💾 TEACHING_PLANS&lt;br/&gt;iteration_round=1&lt;br/&gt;status=DRAFT")]         S1C &amp; S2C --&gt; S3A --&gt; S3B --&gt; S3C --&gt; S3D     end      subgraph 阶段四["🔴 阶段四：教师终审确认发布"]         S4A["教师审阅教案&lt;br/&gt;初版/优化版"]         S4B["教师自由编辑&lt;br/&gt;Markdown实时预览"]         S4C["确认发布"]         S4D[("💾 TEACHING_PLANS&lt;br/&gt;status=PUBLISHED")]         S1C &amp; S3C --&gt; S4A --&gt; S4B --&gt; S4C --&gt; S4D     end      subgraph SSE["📡 SSE流式进度推送"]         SSE1["phase事件: GENERATING&lt;br/&gt;生成中"]         SSE_D["draft事件&lt;br/&gt;初版全文推送"]         SSE2["phase事件: REVIEWING&lt;br/&gt;审查中"]         SSE3["phase事件: REFINING&lt;br/&gt;优化中"]         SSE4["complete事件&lt;br/&gt;planId+score"]         SSE1 --&gt; SSE_D --&gt; SSE2 --&gt; SSE3 --&gt; SSE4     end      S1B -.-&gt;|推送| SSE1     S2B -.-&gt;|推送| SSE2     S3B -.-&gt;|推送| SSE3     S4C -.-&gt;|推送| SSE4      subgraph 降级["⚠️ 三级容错降级路径"]         G1["阶段一失败 → 终止管线&lt;br/&gt;前端显示重试按钮"]         G2["阶段二失败 → 跳过阶段三&lt;br/&gt;保留初版，教师可终审"]         G3["阶段三失败 → 保留初版+审查报告&lt;br/&gt;教师可终审"]         S1B -.-&gt;|失败| G1         S2B -.-&gt;|失败| G2         S3B -.-&gt;|失败| G3     end      style 阶段一 fill:#e3f2fd,stroke:#1976d2     style 阶段二 fill:#fff8e1,stroke:#f9a825     style 阶段三 fill:#e8f5e9,stroke:#388e3c     style 阶段四 fill:#fce4ec,stroke:#c62828     style 降级 fill:#ffebee,stroke:#d32f2f     style SSE fill:#f3e5f5,stroke:#7b1fa2 </w:t>
       </w:r>
     </w:p>
     <w:p>
@@ -780,16 +798,473 @@
       </w:r>
       <w:r>
         <w:rPr/>
-        <w:t xml:space="preserve">：本发明方法按以下方式组织各步骤——S101为初始化步骤，在系统部署时执行一次，为后续步骤建立由开发人员与具有丰富教学工作经验的临床教师根据五种教学模型共同编写完善的三类独立Prompt模板；S102至S104为串行执行的主流程，分别完成教案初版生成、三维度审查评分和定向修正，前一步骤的输出作为后一步骤的输入；S105与S106为贯穿主流程的并行支撑步骤（进度推送与容错降级、模板渲染与变量校验）；S107为双角色Prompt隔离的实现细节说明；S108为主流程完成后的教师终审发布环节。</w:t>
-      </w:r>
-    </w:p>
-    <w:p>
-      <w:pPr>
-        <w:spacing w:lineRule="auto"/>
-      </w:pPr>
-      <w:r>
-        <w:rPr/>
-        <w:t xml:space="preserve">各步骤间的数据衔接关系为：S102的输出（教案初版）作为S103的输入；S102的输出（教案初版）与S103的输出（审查报告）共同作为S104的输入；S102与S104的输出（教案初版与优化版教案）共同作为S108的输入。</w:t>
+        <w:t xml:space="preserve">：本发明方法按以下方式组织各步骤——S101为初始化步骤，在系统部署时执行一次，为后续步骤建立三类独立Prompt模板及与之配套的结构化审查数据模型（审查维度、满分值与扣分规则以数据字段形式定义并存储于模板数据库，随模板数据可配置热更新）；S102至S104为串行执行的主流程，分别完成教案初版生成、三维度审查评分和定向修正；S105与S106为贯穿主流程的并行支撑步骤（进度推送与容错降级、模板渲染与变量校验）；S107为双角色Prompt隔离的实现细节说明；S108为主流程完成后的教师终审发布环节。</w:t>
+      </w:r>
+    </w:p>
+    <w:p>
+      <w:pPr>
+        <w:spacing w:lineRule="auto"/>
+      </w:pPr>
+      <w:r>
+        <w:rPr/>
+        <w:t xml:space="preserve">主流程以教案数据对象的状态流转为核心，各步骤的输入输出均为定义良好的数据结构并在数据库中持久化：</w:t>
+      </w:r>
+    </w:p>
+    <w:p>
+      <w:pPr>
+        <w:spacing w:lineRule="auto"/>
+      </w:pPr>
+      <w:r>
+        <w:rPr>
+          <w:b/>
+        </w:rPr>
+        <w:t xml:space="preserve">数据对象契约定义</w:t>
+      </w:r>
+      <w:r>
+        <w:rPr/>
+        <w:t xml:space="preserve">：本流程在阶段间传递两类核心数据对象（对应程序中的实体/DTO定义）——教案数据对象（TeachingPlan）：教案全文、迭代轮次（iteration_round，0或1）、状态（status，DRAFT/PUBLISHED）、关联病例标识、教学参数（教学模型/学情/教学方向/教学目的/知识范围）、审查数据（review_score与review_detail，审查阶段写入）；审查报告数据对象（PlanReviewReport）：总分、三维度（医学准确性/教学逻辑性/内容完整性）各自的得分与扣分项明细、修改建议列表，字段结构由结构化审查数据模型（JSON Schema）约束，审查AI的输出须严格符合该约束。教案初版（轮次0）与审查报告对象绑定持久化，优化版教案（轮次1）继承审查数据，下游阶段只程序化消费上游阶段输出的对象实例，阶段间不依赖人工转录，从而保证步骤间输入输出的确定关联。</w:t>
+      </w:r>
+    </w:p>
+    <w:tbl>
+      <w:tblPr>
+        <w:tblBorders>
+          <w:top w:val="single" w:sz="2" w:space="0" w:color="000000"/>
+          <w:bottom w:val="single" w:sz="2" w:space="0" w:color="000000"/>
+          <w:left w:val="single" w:sz="2" w:space="0" w:color="000000"/>
+          <w:right w:val="single" w:sz="2" w:space="0" w:color="000000"/>
+        </w:tblBorders>
+        <w:tblCellSpacing w:w="0" w:type="dxa"/>
+        <w:tblCellMar>
+          <w:top w:type="dxa" w:w="80"/>
+          <w:bottom w:type="dxa" w:w="80"/>
+          <w:left w:type="dxa" w:w="160"/>
+          <w:right w:type="dxa" w:w="160"/>
+        </w:tblCellMar>
+        <w:jc w:val="center"/>
+      </w:tblPr>
+      <w:tblGrid>
+        <w:gridCol w:w="2160"/>
+        <w:gridCol w:w="2160"/>
+        <w:gridCol w:w="2160"/>
+        <w:gridCol w:w="2160"/>
+      </w:tblGrid>
+      <w:tr>
+        <w:trPr/>
+        <w:tc>
+          <w:tcPr>
+            <w:tcBorders>
+              <w:top w:val="single" w:sz="1" w:space="0" w:color="000000"/>
+              <w:bottom w:val="single" w:sz="1" w:space="0" w:color="000000"/>
+              <w:left w:val="single" w:sz="1" w:space="0" w:color="000000"/>
+              <w:right w:val="single" w:sz="1" w:space="0" w:color="000000"/>
+            </w:tcBorders>
+          </w:tcPr>
+          <w:p>
+            <w:pPr>
+              <w:spacing w:lineRule="auto"/>
+            </w:pPr>
+            <w:r>
+              <w:rPr/>
+              <w:t xml:space="preserve">步骤</w:t>
+            </w:r>
+          </w:p>
+        </w:tc>
+        <w:tc>
+          <w:tcPr>
+            <w:tcBorders>
+              <w:top w:val="single" w:sz="1" w:space="0" w:color="000000"/>
+              <w:bottom w:val="single" w:sz="1" w:space="0" w:color="000000"/>
+              <w:left w:val="single" w:sz="1" w:space="0" w:color="000000"/>
+              <w:right w:val="single" w:sz="1" w:space="0" w:color="000000"/>
+            </w:tcBorders>
+          </w:tcPr>
+          <w:p>
+            <w:pPr>
+              <w:spacing w:lineRule="auto"/>
+            </w:pPr>
+            <w:r>
+              <w:rPr/>
+              <w:t xml:space="preserve">输入数据</w:t>
+            </w:r>
+          </w:p>
+        </w:tc>
+        <w:tc>
+          <w:tcPr>
+            <w:tcBorders>
+              <w:top w:val="single" w:sz="1" w:space="0" w:color="000000"/>
+              <w:bottom w:val="single" w:sz="1" w:space="0" w:color="000000"/>
+              <w:left w:val="single" w:sz="1" w:space="0" w:color="000000"/>
+              <w:right w:val="single" w:sz="1" w:space="0" w:color="000000"/>
+            </w:tcBorders>
+          </w:tcPr>
+          <w:p>
+            <w:pPr>
+              <w:spacing w:lineRule="auto"/>
+            </w:pPr>
+            <w:r>
+              <w:rPr/>
+              <w:t xml:space="preserve">处理内容</w:t>
+            </w:r>
+          </w:p>
+        </w:tc>
+        <w:tc>
+          <w:tcPr>
+            <w:tcBorders>
+              <w:top w:val="single" w:sz="1" w:space="0" w:color="000000"/>
+              <w:bottom w:val="single" w:sz="1" w:space="0" w:color="000000"/>
+              <w:left w:val="single" w:sz="1" w:space="0" w:color="000000"/>
+              <w:right w:val="single" w:sz="1" w:space="0" w:color="000000"/>
+            </w:tcBorders>
+          </w:tcPr>
+          <w:p>
+            <w:pPr>
+              <w:spacing w:lineRule="auto"/>
+            </w:pPr>
+            <w:r>
+              <w:rPr/>
+              <w:t xml:space="preserve">输出数据（持久化状态）</w:t>
+            </w:r>
+          </w:p>
+        </w:tc>
+      </w:tr>
+      <w:tblGrid>
+        <w:gridCol w:w="2160"/>
+        <w:gridCol w:w="2160"/>
+        <w:gridCol w:w="2160"/>
+        <w:gridCol w:w="2160"/>
+      </w:tblGrid>
+      <w:tr>
+        <w:trPr/>
+        <w:tc>
+          <w:tcPr>
+            <w:tcBorders>
+              <w:top w:val="single" w:sz="1" w:space="0" w:color="000000"/>
+              <w:bottom w:val="single" w:sz="1" w:space="0" w:color="000000"/>
+              <w:left w:val="single" w:sz="1" w:space="0" w:color="000000"/>
+              <w:right w:val="single" w:sz="1" w:space="0" w:color="000000"/>
+            </w:tcBorders>
+          </w:tcPr>
+          <w:p>
+            <w:pPr>
+              <w:spacing w:lineRule="auto"/>
+            </w:pPr>
+            <w:r>
+              <w:rPr/>
+              <w:t xml:space="preserve">S102</w:t>
+            </w:r>
+          </w:p>
+        </w:tc>
+        <w:tc>
+          <w:tcPr>
+            <w:tcBorders>
+              <w:top w:val="single" w:sz="1" w:space="0" w:color="000000"/>
+              <w:bottom w:val="single" w:sz="1" w:space="0" w:color="000000"/>
+              <w:left w:val="single" w:sz="1" w:space="0" w:color="000000"/>
+              <w:right w:val="single" w:sz="1" w:space="0" w:color="000000"/>
+            </w:tcBorders>
+          </w:tcPr>
+          <w:p>
+            <w:pPr>
+              <w:spacing w:lineRule="auto"/>
+            </w:pPr>
+            <w:r>
+              <w:rPr/>
+              <w:t xml:space="preserve">病例标识、教学目标、学情层次、教学模型</w:t>
+            </w:r>
+          </w:p>
+        </w:tc>
+        <w:tc>
+          <w:tcPr>
+            <w:tcBorders>
+              <w:top w:val="single" w:sz="1" w:space="0" w:color="000000"/>
+              <w:bottom w:val="single" w:sz="1" w:space="0" w:color="000000"/>
+              <w:left w:val="single" w:sz="1" w:space="0" w:color="000000"/>
+              <w:right w:val="single" w:sz="1" w:space="0" w:color="000000"/>
+            </w:tcBorders>
+          </w:tcPr>
+          <w:p>
+            <w:pPr>
+              <w:spacing w:lineRule="auto"/>
+            </w:pPr>
+            <w:r>
+              <w:rPr/>
+              <w:t xml:space="preserve">模板渲染、变量校验、LLM生成、来源标识</w:t>
+            </w:r>
+          </w:p>
+        </w:tc>
+        <w:tc>
+          <w:tcPr>
+            <w:tcBorders>
+              <w:top w:val="single" w:sz="1" w:space="0" w:color="000000"/>
+              <w:bottom w:val="single" w:sz="1" w:space="0" w:color="000000"/>
+              <w:left w:val="single" w:sz="1" w:space="0" w:color="000000"/>
+              <w:right w:val="single" w:sz="1" w:space="0" w:color="000000"/>
+            </w:tcBorders>
+          </w:tcPr>
+          <w:p>
+            <w:pPr>
+              <w:spacing w:lineRule="auto"/>
+            </w:pPr>
+            <w:r>
+              <w:rPr/>
+              <w:t xml:space="preserve">教案初版（TEACHING_PLANS，iteration_round=0，status=DRAFT）</w:t>
+            </w:r>
+          </w:p>
+        </w:tc>
+      </w:tr>
+      <w:tr>
+        <w:trPr/>
+        <w:tc>
+          <w:tcPr>
+            <w:tcBorders>
+              <w:top w:val="single" w:sz="1" w:space="0" w:color="000000"/>
+              <w:bottom w:val="single" w:sz="1" w:space="0" w:color="000000"/>
+              <w:left w:val="single" w:sz="1" w:space="0" w:color="000000"/>
+              <w:right w:val="single" w:sz="1" w:space="0" w:color="000000"/>
+            </w:tcBorders>
+          </w:tcPr>
+          <w:p>
+            <w:pPr>
+              <w:spacing w:lineRule="auto"/>
+            </w:pPr>
+            <w:r>
+              <w:rPr/>
+              <w:t xml:space="preserve">S103</w:t>
+            </w:r>
+          </w:p>
+        </w:tc>
+        <w:tc>
+          <w:tcPr>
+            <w:tcBorders>
+              <w:top w:val="single" w:sz="1" w:space="0" w:color="000000"/>
+              <w:bottom w:val="single" w:sz="1" w:space="0" w:color="000000"/>
+              <w:left w:val="single" w:sz="1" w:space="0" w:color="000000"/>
+              <w:right w:val="single" w:sz="1" w:space="0" w:color="000000"/>
+            </w:tcBorders>
+          </w:tcPr>
+          <w:p>
+            <w:pPr>
+              <w:spacing w:lineRule="auto"/>
+            </w:pPr>
+            <w:r>
+              <w:rPr/>
+              <w:t xml:space="preserve">S102输出的教案初版全文、学情层次</w:t>
+            </w:r>
+          </w:p>
+        </w:tc>
+        <w:tc>
+          <w:tcPr>
+            <w:tcBorders>
+              <w:top w:val="single" w:sz="1" w:space="0" w:color="000000"/>
+              <w:bottom w:val="single" w:sz="1" w:space="0" w:color="000000"/>
+              <w:left w:val="single" w:sz="1" w:space="0" w:color="000000"/>
+              <w:right w:val="single" w:sz="1" w:space="0" w:color="000000"/>
+            </w:tcBorders>
+          </w:tcPr>
+          <w:p>
+            <w:pPr>
+              <w:spacing w:lineRule="auto"/>
+            </w:pPr>
+            <w:r>
+              <w:rPr/>
+              <w:t xml:space="preserve">审查模板渲染、LLM三维度审查、评分计算</w:t>
+            </w:r>
+          </w:p>
+        </w:tc>
+        <w:tc>
+          <w:tcPr>
+            <w:tcBorders>
+              <w:top w:val="single" w:sz="1" w:space="0" w:color="000000"/>
+              <w:bottom w:val="single" w:sz="1" w:space="0" w:color="000000"/>
+              <w:left w:val="single" w:sz="1" w:space="0" w:color="000000"/>
+              <w:right w:val="single" w:sz="1" w:space="0" w:color="000000"/>
+            </w:tcBorders>
+          </w:tcPr>
+          <w:p>
+            <w:pPr>
+              <w:spacing w:lineRule="auto"/>
+            </w:pPr>
+            <w:r>
+              <w:rPr/>
+              <w:t xml:space="preserve">审查报告JSON（绑定初版记录：review_score/review_detail）</w:t>
+            </w:r>
+          </w:p>
+        </w:tc>
+      </w:tr>
+      <w:tr>
+        <w:trPr/>
+        <w:tc>
+          <w:tcPr>
+            <w:tcBorders>
+              <w:top w:val="single" w:sz="1" w:space="0" w:color="000000"/>
+              <w:bottom w:val="single" w:sz="1" w:space="0" w:color="000000"/>
+              <w:left w:val="single" w:sz="1" w:space="0" w:color="000000"/>
+              <w:right w:val="single" w:sz="1" w:space="0" w:color="000000"/>
+            </w:tcBorders>
+          </w:tcPr>
+          <w:p>
+            <w:pPr>
+              <w:spacing w:lineRule="auto"/>
+            </w:pPr>
+            <w:r>
+              <w:rPr/>
+              <w:t xml:space="preserve">S104</w:t>
+            </w:r>
+          </w:p>
+        </w:tc>
+        <w:tc>
+          <w:tcPr>
+            <w:tcBorders>
+              <w:top w:val="single" w:sz="1" w:space="0" w:color="000000"/>
+              <w:bottom w:val="single" w:sz="1" w:space="0" w:color="000000"/>
+              <w:left w:val="single" w:sz="1" w:space="0" w:color="000000"/>
+              <w:right w:val="single" w:sz="1" w:space="0" w:color="000000"/>
+            </w:tcBorders>
+          </w:tcPr>
+          <w:p>
+            <w:pPr>
+              <w:spacing w:lineRule="auto"/>
+            </w:pPr>
+            <w:r>
+              <w:rPr/>
+              <w:t xml:space="preserve">S102输出的教案初版、S103输出的审查报告</w:t>
+            </w:r>
+          </w:p>
+        </w:tc>
+        <w:tc>
+          <w:tcPr>
+            <w:tcBorders>
+              <w:top w:val="single" w:sz="1" w:space="0" w:color="000000"/>
+              <w:bottom w:val="single" w:sz="1" w:space="0" w:color="000000"/>
+              <w:left w:val="single" w:sz="1" w:space="0" w:color="000000"/>
+              <w:right w:val="single" w:sz="1" w:space="0" w:color="000000"/>
+            </w:tcBorders>
+          </w:tcPr>
+          <w:p>
+            <w:pPr>
+              <w:spacing w:lineRule="auto"/>
+            </w:pPr>
+            <w:r>
+              <w:rPr/>
+              <w:t xml:space="preserve">优化模板渲染、LLM定向修正、篇幅约束校验</w:t>
+            </w:r>
+          </w:p>
+        </w:tc>
+        <w:tc>
+          <w:tcPr>
+            <w:tcBorders>
+              <w:top w:val="single" w:sz="1" w:space="0" w:color="000000"/>
+              <w:bottom w:val="single" w:sz="1" w:space="0" w:color="000000"/>
+              <w:left w:val="single" w:sz="1" w:space="0" w:color="000000"/>
+              <w:right w:val="single" w:sz="1" w:space="0" w:color="000000"/>
+            </w:tcBorders>
+          </w:tcPr>
+          <w:p>
+            <w:pPr>
+              <w:spacing w:lineRule="auto"/>
+            </w:pPr>
+            <w:r>
+              <w:rPr/>
+              <w:t xml:space="preserve">优化版教案（iteration_round=1，status=DRAFT，含审查数据）</w:t>
+            </w:r>
+          </w:p>
+        </w:tc>
+      </w:tr>
+      <w:tr>
+        <w:trPr/>
+        <w:tc>
+          <w:tcPr>
+            <w:tcBorders>
+              <w:top w:val="single" w:sz="1" w:space="0" w:color="000000"/>
+              <w:bottom w:val="single" w:sz="1" w:space="0" w:color="000000"/>
+              <w:left w:val="single" w:sz="1" w:space="0" w:color="000000"/>
+              <w:right w:val="single" w:sz="1" w:space="0" w:color="000000"/>
+            </w:tcBorders>
+          </w:tcPr>
+          <w:p>
+            <w:pPr>
+              <w:spacing w:lineRule="auto"/>
+            </w:pPr>
+            <w:r>
+              <w:rPr/>
+              <w:t xml:space="preserve">S108</w:t>
+            </w:r>
+          </w:p>
+        </w:tc>
+        <w:tc>
+          <w:tcPr>
+            <w:tcBorders>
+              <w:top w:val="single" w:sz="1" w:space="0" w:color="000000"/>
+              <w:bottom w:val="single" w:sz="1" w:space="0" w:color="000000"/>
+              <w:left w:val="single" w:sz="1" w:space="0" w:color="000000"/>
+              <w:right w:val="single" w:sz="1" w:space="0" w:color="000000"/>
+            </w:tcBorders>
+          </w:tcPr>
+          <w:p>
+            <w:pPr>
+              <w:spacing w:lineRule="auto"/>
+            </w:pPr>
+            <w:r>
+              <w:rPr/>
+              <w:t xml:space="preserve">S102教案初版与S104优化版</w:t>
+            </w:r>
+          </w:p>
+        </w:tc>
+        <w:tc>
+          <w:tcPr>
+            <w:tcBorders>
+              <w:top w:val="single" w:sz="1" w:space="0" w:color="000000"/>
+              <w:bottom w:val="single" w:sz="1" w:space="0" w:color="000000"/>
+              <w:left w:val="single" w:sz="1" w:space="0" w:color="000000"/>
+              <w:right w:val="single" w:sz="1" w:space="0" w:color="000000"/>
+            </w:tcBorders>
+          </w:tcPr>
+          <w:p>
+            <w:pPr>
+              <w:spacing w:lineRule="auto"/>
+            </w:pPr>
+            <w:r>
+              <w:rPr/>
+              <w:t xml:space="preserve">版本查看、教师编辑、确认发布</w:t>
+            </w:r>
+          </w:p>
+        </w:tc>
+        <w:tc>
+          <w:tcPr>
+            <w:tcBorders>
+              <w:top w:val="single" w:sz="1" w:space="0" w:color="000000"/>
+              <w:bottom w:val="single" w:sz="1" w:space="0" w:color="000000"/>
+              <w:left w:val="single" w:sz="1" w:space="0" w:color="000000"/>
+              <w:right w:val="single" w:sz="1" w:space="0" w:color="000000"/>
+            </w:tcBorders>
+          </w:tcPr>
+          <w:p>
+            <w:pPr>
+              <w:spacing w:lineRule="auto"/>
+            </w:pPr>
+            <w:r>
+              <w:rPr/>
+              <w:t xml:space="preserve">教案状态变更为PUBLISHED</w:t>
+            </w:r>
+          </w:p>
+        </w:tc>
+      </w:tr>
+    </w:tbl>
+    <w:p>
+      <w:pPr>
+        <w:spacing w:lineRule="auto"/>
+      </w:pPr>
+      <w:r>
+        <w:rPr/>
+      </w:r>
+    </w:p>
+    <w:p>
+      <w:pPr>
+        <w:spacing w:lineRule="auto"/>
+      </w:pPr>
+      <w:r>
+        <w:rPr/>
+        <w:t xml:space="preserve">数据流与状态机：教案从生成到发布经历 DRAFT(round=0) → 审查绑定 → DRAFT(round=1) → PUBLISHED 的状态流转；审查报告作为独立结构化数据对象与教案记录绑定存储，被优化AI程序化消费；任一阶段失败时依据三级容错降级策略保留已持久化的中间数据，不回滚已保存结果，可从断点继续。</w:t>
       </w:r>
     </w:p>
     <w:p>
@@ -909,7 +1384,7 @@
       </w:pPr>
       <w:r>
         <w:rPr/>
-        <w:t xml:space="preserve">此为质量闭环的第一阶段，执行流程如下：</w:t>
+        <w:t xml:space="preserve">此为质量闭环的第一阶段，本步骤输入为病例标识、教学目标、学情层次与教学模型等参数，输出为教案初版（落库保存，iteration_round=0，status=DRAFT），作为S103的输入。执行流程如下：</w:t>
       </w:r>
     </w:p>
     <w:p>
@@ -1024,7 +1499,7 @@
       </w:pPr>
       <w:r>
         <w:rPr/>
-        <w:t xml:space="preserve">此为质量闭环的第二阶段，是双角色架构的创新点所在。本步骤以S102输出的教案初版全文为输入：</w:t>
+        <w:t xml:space="preserve">此为质量闭环的第二阶段，是双角色架构的创新点所在。本步骤以S102输出的教案初版全文为输入，输出结构化审查报告（与初版记录绑定持久化），作为S104的输入：</w:t>
       </w:r>
     </w:p>
     <w:p>
@@ -1127,6 +1602,15 @@
         <w:spacing w:lineRule="auto"/>
       </w:pPr>
       <w:r>
+        <w:rPr/>
+        <w:t xml:space="preserve">上述三维度及其满分值、扣分规则并非静态的评审约定，而是以结构化审查数据模型形式预定义并存储于模板数据库：每个维度对应maxScore（满分）、score（得分）、deductions（扣分项数组）等数据字段，审查AI的输出须严格符合该数据模型约束（JSON Schema），扣分项以结构化元素（扣分点名称、扣分原因、扣分值）产出，直接供下游优化AI与前端评分面板程序化消费；维度与分值配置随模板数据可热更新，调整审查标准无需重新部署系统。</w:t>
+      </w:r>
+    </w:p>
+    <w:p>
+      <w:pPr>
+        <w:spacing w:lineRule="auto"/>
+      </w:pPr>
+      <w:r>
         <w:rPr>
           <w:b/>
         </w:rPr>
@@ -1306,7 +1790,7 @@
       </w:pPr>
       <w:r>
         <w:rPr/>
-        <w:t xml:space="preserve">此为质量闭环的第三阶段，以S102输出的教案初版和S103输出的审查报告为输入，仅执行一轮自动优化：</w:t>
+        <w:t xml:space="preserve">此为质量闭环的第三阶段，本步骤以S102输出的教案初版和S103输出的审查报告为输入，输出优化版教案（落库保存，iteration_round=1，status=DRAFT），作为S108的输入，仅执行一轮自动优化：</w:t>
       </w:r>
     </w:p>
     <w:p>
@@ -1382,7 +1866,7 @@
       </w:r>
       <w:r>
         <w:rPr/>
-        <w:t xml:space="preserve">：将优化后的教案保存至教案数据库表的新记录（迭代轮次记为1，状态为草稿），同时将S103的审查评分与审查明细一并保存至该记录，与初版教案（迭代轮次为0，含审查评分）共存，支持教师在前端对比查看差异。</w:t>
+        <w:t xml:space="preserve">：将优化后的教案保存至教案数据库表的新记录（迭代轮次记为1，状态为草稿），同时将S103的审查评分与审查明细一并保存至该记录，与初版教案（迭代轮次为0，含审查评分）共存，支持教师在前端查看两版教案内容。</w:t>
       </w:r>
     </w:p>
     <w:p>
@@ -1695,7 +2179,7 @@
       </w:pPr>
       <w:r>
         <w:rPr/>
-        <w:t xml:space="preserve">此为质量闭环的第四阶段，属于人工把关环节，以S102输出的教案初版和S104输出的优化版教案为输入，执行流程如下：</w:t>
+        <w:t xml:space="preserve">此为质量闭环的第四阶段，属于人工把关环节，本步骤以S102输出的教案初版和S104输出的优化版教案为输入，输出教案发布状态（status由DRAFT变更为PUBLISHED），执行流程如下：</w:t>
       </w:r>
     </w:p>
     <w:p>
@@ -1710,11 +2194,11 @@
         <w:rPr>
           <w:b/>
         </w:rPr>
-        <w:t xml:space="preserve">初版与优化版对比查看</w:t>
-      </w:r>
-      <w:r>
-        <w:rPr/>
-        <w:t xml:space="preserve">：前端终审界面以切换式对比视图展示初版教案与优化版教案，教师可逐段对照查看两版差异；审查评分面板同步展示S103输出的总分、三维度得分和扣分项明细，使教师明确了解优化版每一处改动对应的扣分原因。</w:t>
+        <w:t xml:space="preserve">初版与优化版查看</w:t>
+      </w:r>
+      <w:r>
+        <w:rPr/>
+        <w:t xml:space="preserve">：教案初版在生成阶段经SSE推送即时展示，教师无需等待审查与优化完成即可先行阅读；优化版生成后前端提示"AI 优化版教案已生成"，由教师主动选择加载，加载后教案全文更新为优化版并标注迭代轮次；审查评分面板可随时展开，同步展示S103输出的总分、三维度得分和扣分项明细，使教师明确了解优化版改动对应的审查依据。</w:t>
       </w:r>
     </w:p>
     <w:p>
@@ -1733,7 +2217,7 @@
       </w:r>
       <w:r>
         <w:rPr/>
-        <w:t xml:space="preserve">：教师可选择初版或优化版作为编辑底稿进行直接编辑，编辑过程中提供实时预览，教案内容即时渲染为格式化视图；教师可随时在初版与优化版之间切换，结合审查报告判断是否采纳优化结果。</w:t>
+        <w:t xml:space="preserve">：教师以生成阶段选定加载的版本（初版或优化版）为编辑底稿进行直接编辑，编辑界面支持全文本编辑与分段编辑两种模式，分段编辑按Markdown标题切分板块、逐段渲染预览，教案内容即时渲染为格式化视图；教师结合审查报告判断是否采纳优化结果。</w:t>
       </w:r>
     </w:p>
     <w:p>
@@ -1771,7 +2255,7 @@
       </w:r>
       <w:r>
         <w:rPr/>
-        <w:t xml:space="preserve">：发布时记录发布教师身份与发布时间，教案的AI生成来源标识在终审界面全程可见，供后续追溯。</w:t>
+        <w:t xml:space="preserve">：发布时系统将教案状态由草稿变更为已发布并自动记录更新时间戳，教案的AI生成来源标识在终审界面全程可见，供后续追溯。</w:t>
       </w:r>
     </w:p>
     <w:p>
@@ -1819,43 +2303,61 @@
       </w:pPr>
       <w:r>
         <w:rPr/>
-        <w:t xml:space="preserve">第一，双角色交叉验证消除了单模型自我审查的盲区。生成AI和审查AI各自加载独立的Prompt模板，在互不共享调用上下文的前提下分别以"资深临床教学专家"和"医学教育专家与教案评审委员"的身份进行推理。审查AI以批判式视角审视生成AI的输出，能有效捕获单一模型无法自查的固有偏差和知识盲区。审查报告按医学准确性（40分）、教学逻辑性（35分）、内容完整性（25分）三个维度输出结构化JSON，每项扣分包含扣分点名称、扣分原因（注明问题位置与内容）和扣分值。该结构化数据可直接被下游的优化AI消费，形成"发现—定位—修正"的自动化链路，省去了教师在审查报告和教案原文之间来回对照的重复劳动。</w:t>
-      </w:r>
-    </w:p>
-    <w:p>
-      <w:pPr>
-        <w:spacing w:lineRule="auto"/>
-      </w:pPr>
-      <w:r>
-        <w:rPr/>
-        <w:t xml:space="preserve">第二，优化AI采用定向修正而非完全重写的策略，保住了教师原有的教学意图。优化Prompt中嵌入了四条优化原则：逐条响应评审意见、保持原有结构、补强不推倒、医学准确性优先，并规定优化后篇幅与原教案相当（浮动不超过20%）。教师通过终审界面中初版与优化版的对比视图，可逐项查看每一处改动，决定接受或回退。</w:t>
-      </w:r>
-    </w:p>
-    <w:p>
-      <w:pPr>
-        <w:spacing w:lineRule="auto"/>
-      </w:pPr>
-      <w:r>
-        <w:rPr/>
-        <w:t xml:space="preserve">第三，审查标准根据目标学员层级自适应调整。审查AI从Prompt中的{{targetAudience}}变量感知学情层次（实习生至本院医师五个级别），依据"评审标准对齐目标学员层次"的评审约束采用与学员层次相称的审查深度——低层级学员教案按基础要求评判，高层级学员教案按更严格的规范遵循与决策深度要求评判，避免了现有方案中一刀切的审查方式。</w:t>
-      </w:r>
-    </w:p>
-    <w:p>
-      <w:pPr>
-        <w:spacing w:lineRule="auto"/>
-      </w:pPr>
-      <w:r>
-        <w:rPr/>
-        <w:t xml:space="preserve">第四，数据库驱动的Prompt模板引擎使模板修改不再依赖应用重新部署。模板通过启用标记控制灰度切换，版本号记录版本演进，渲染前强制校验变量完整性，数据库记录更新后即时生效。配合SSE流式进度推送和三级容错降级策略——阶段一失败终止管线并提示重试，阶段二失败跳过优化但保留初版供终审，阶段三失败保留初版和审查报告——系统在异常场景下仍能向教师交付可用的教案。所有失败场景均不回滚已保存的中间数据。</w:t>
-      </w:r>
-    </w:p>
-    <w:p>
-      <w:pPr>
-        <w:spacing w:lineRule="auto"/>
-      </w:pPr>
-      <w:r>
-        <w:rPr/>
-        <w:t xml:space="preserve">第五，全部Prompt模板由开发人员与具有丰富教学工作经验的临床教师根据五种教学模型共同编写并持续完善：临床教师将临床教学实践沉淀的教学模型阶段结构、十四个教学板块的内容规范与三维度评审评价标准编写进模板，开发人员负责模板的变量设计、输出格式约束与工程化封装，从模板源头保障AI生成教案的教学法规范性；模板存储于数据库提示词模板表，随教学实践反馈在线更新热生效，持续迭代完善。</w:t>
+        <w:t xml:space="preserve">第一，本发明提供了一种可追踪、可恢复的自动化工件流构建方法。教案质量保障过程被组织为"生成—审查—优化—终审"四个串行阶段，以教案数据对象与审查报告数据对象为阶段间输入输出契约，阶段间的数据关联由对象字段定义与绑定关系显式确定，不再依赖人工转录；教案初版、审查报告、优化版教案均落库持久化并绑定关联，状态流转（DRAFT→审查绑定→DRAFT(1)→PUBLISHED）全程可审计；任一阶段失败均按三级容错策略保留中间数据，从断点继续而非整体重来，克服了单次调用式AI方案中中间结果不可追溯、流程中断后无法恢复的缺陷。</w:t>
+      </w:r>
+    </w:p>
+    <w:p>
+      <w:pPr>
+        <w:spacing w:lineRule="auto"/>
+      </w:pPr>
+      <w:r>
+        <w:rPr/>
+        <w:t xml:space="preserve">第二，双角色交叉验证消除了单模型自我审查的盲区。生成AI和审查AI各自加载独立的Prompt模板，在互不共享调用上下文的前提下分别以"资深临床教学专家"和"医学教育专家与教案评审委员"的身份进行推理。审查AI以批判式视角审视生成AI的输出，能有效捕获单一模型无法自查的固有偏差和知识盲区。审查报告以结构化审查数据模型（JSON Schema）约束输出：医学准确性（40分）、教学逻辑性（35分）、内容完整性（25分）三维度及各维度扣分项均以数据字段定义，每项扣分包含扣分点名称、扣分原因（注明问题位置与内容）和扣分值。该结构化数据对象可直接被下游的优化AI程序化消费，形成"发现—定位—修正"的自动化链路，省去了教师在审查报告和教案原文之间来回对照的重复劳动；维度与分值配置随模板数据可热更新，审查标准演进无需重新部署系统。</w:t>
+      </w:r>
+    </w:p>
+    <w:p>
+      <w:pPr>
+        <w:spacing w:lineRule="auto"/>
+      </w:pPr>
+      <w:r>
+        <w:rPr/>
+        <w:t xml:space="preserve">第三，优化AI采用定向修正而非完全重写的策略，保住了教师原有的教学意图。优化Prompt中嵌入了四条优化原则：逐条响应评审意见、保持原有结构、补强不推倒、医学准确性优先，并规定优化后篇幅与原教案相当（浮动不超过20%）。教师通过生成界面先后查看初版与优化版全文，配合审查评分面板了解每一处改动对应的审查依据，决定采纳优化结果或继续使用初版。</w:t>
+      </w:r>
+    </w:p>
+    <w:p>
+      <w:pPr>
+        <w:spacing w:lineRule="auto"/>
+      </w:pPr>
+      <w:r>
+        <w:rPr/>
+        <w:t xml:space="preserve">第四，审查标准根据目标学员层级自适应调整。审查AI从Prompt中的{{targetAudience}}变量感知学情层次（实习生至本院医师五个级别），依据"评审标准对齐目标学员层次"的评审约束采用与学员层次相称的审查深度——低层级学员教案按基础要求评判，高层级学员教案按更严格的规范遵循与决策深度要求评判，避免了现有方案中一刀切的审查方式。</w:t>
+      </w:r>
+    </w:p>
+    <w:p>
+      <w:pPr>
+        <w:spacing w:lineRule="auto"/>
+      </w:pPr>
+      <w:r>
+        <w:rPr/>
+        <w:t xml:space="preserve">第五，数据库驱动的Prompt模板引擎使模板修改不再依赖应用重新部署。模板通过启用标记控制灰度切换，版本号记录版本演进，渲染前强制校验变量完整性，数据库记录更新后即时生效。配合SSE流式进度推送和三级容错降级策略——阶段一失败终止管线并提示重试，阶段二失败跳过优化但保留初版供终审，阶段三失败保留初版和审查报告——系统在异常场景下仍能向教师交付可用的教案。所有失败场景均不回滚已保存的中间数据。</w:t>
+      </w:r>
+    </w:p>
+    <w:p>
+      <w:pPr>
+        <w:spacing w:lineRule="auto"/>
+      </w:pPr>
+      <w:r>
+        <w:rPr/>
+        <w:t xml:space="preserve">第六，全部Prompt模板由开发人员与具有丰富教学工作经验的临床教师根据五种教学模型共同编写并持续完善：临床教师将临床教学实践沉淀的教学模型阶段结构、十四个教学板块的内容规范与三维度评审评价标准编写进模板，开发人员负责模板的变量设计、输出格式约束与工程化封装，从模板源头保障AI生成教案的教学法规范性；模板存储于数据库提示词模板表，随教学实践反馈在线更新热生效，持续迭代完善。</w:t>
+      </w:r>
+    </w:p>
+    <w:p>
+      <w:pPr>
+        <w:spacing w:lineRule="auto"/>
+      </w:pPr>
+      <w:r>
+        <w:rPr/>
+        <w:t xml:space="preserve">第七，审查标准与数据模型随模板数据可配置热更新。三维度的满分值、扣分规则与审查深度约束以数据字段形式存储于模板数据库，随模板数据在线更新即时生效，无需重新部署应用，支持审查标准随教学实践持续演进。</w:t>
       </w:r>
     </w:p>
     <w:p>
@@ -1945,7 +2447,7 @@
         <w:rPr>
           <w:rFonts w:ascii="Courier" w:hAnsi="Courier"/>
         </w:rPr>
-        <w:t xml:space="preserve">flowchart TD     START(["开始：教案生成管线"]) --&gt; S1      S1["阶段一：生成AI创作初版"]     S1 --&gt; Q1{"成功？"}     Q1 --&gt;|是| S2["阶段二：审查AI三维度评分"]     Q1 --&gt;|否| E1["终止管线&lt;br/&gt;前端显示错误信息&lt;br/&gt;提供重试按钮"]     E1 --&gt; END1(["结束"])      S2 --&gt; Q2{"成功？"}     Q2 --&gt;|是| S3["阶段三：优化AI定向修正"]     Q2 --&gt;|否| E2["跳过阶段三&lt;br/&gt;保留初版教案&lt;br/&gt;评分区显示'暂不可用'&lt;br/&gt;教师可直接终审"]     E2 --&gt; S4["阶段四：教师终审"]      S3 --&gt; Q3{"成功？"}     Q3 --&gt;|是| S4     Q3 --&gt;|否| E3["保留初版+审查报告&lt;br/&gt;评分对比区显示'优化未完成'&lt;br/&gt;教师可直接终审"]     E3 --&gt; S4      S4 --&gt; Q4{"教师确认发布？"}     Q4 --&gt;|是| PUB["status=PUBLISHED&lt;br/&gt;教案进入教案列表"]     Q4 --&gt;|否| EDIT["教师继续编辑"]      PUB --&gt; END2(["结束"])      style S1 fill:#e3f2fd,stroke:#1976d2     style S2 fill:#fff8e1,stroke:#f9a825     style S3 fill:#e8f5e9,stroke:#388e3c     style S4 fill:#fce4ec,stroke:#c62828     style E1 fill:#ffcdd2,stroke:#d32f2f     style E2 fill:#fff3e0,stroke:#ef6c00     style E3 fill:#fff3e0,stroke:#ef6c00     style PUB fill:#c8e6c9,stroke:#2e7d32 </w:t>
+        <w:t xml:space="preserve">flowchart TD     START(["开始：教案生成管线"]) --&gt; S1      S1["阶段一：生成AI创作初版"]     S1 --&gt; Q1{"成功？"}     Q1 --&gt;|是| S2["阶段二：审查AI三维度评分"]     Q1 --&gt;|否| E1["终止管线&lt;br/&gt;前端显示错误信息&lt;br/&gt;提供重试按钮"]     E1 --&gt; END1(["结束"])      S2 --&gt; Q2{"成功？"}     Q2 --&gt;|是| S3["阶段三：优化AI定向修正"]     Q2 --&gt;|否| E2["跳过阶段三&lt;br/&gt;保留初版教案&lt;br/&gt;提示区显示'评分暂不可用'&lt;br/&gt;教师可直接终审"]     E2 --&gt; S4["阶段四：教师终审"]      S3 --&gt; Q3{"成功？"}     Q3 --&gt;|是| S4     Q3 --&gt;|否| E3["保留初版+审查报告&lt;br/&gt;提示区显示'优化未完成'&lt;br/&gt;教师可直接终审"]     E3 --&gt; S4      S4 --&gt; Q4{"教师确认发布？"}     Q4 --&gt;|是| PUB["status=PUBLISHED&lt;br/&gt;教案进入教案列表"]     Q4 --&gt;|否| EDIT["教师继续编辑"]      PUB --&gt; END2(["结束"])      style S1 fill:#e3f2fd,stroke:#1976d2     style S2 fill:#fff8e1,stroke:#f9a825     style S3 fill:#e8f5e9,stroke:#388e3c     style S4 fill:#fce4ec,stroke:#c62828     style E1 fill:#ffcdd2,stroke:#d32f2f     style E2 fill:#fff3e0,stroke:#ef6c00     style E3 fill:#fff3e0,stroke:#ef6c00     style PUB fill:#c8e6c9,stroke:#2e7d32 </w:t>
       </w:r>
     </w:p>
     <w:p>
@@ -3324,52 +3826,61 @@
       </w:r>
       <w:r>
         <w:rPr/>
-        <w:t xml:space="preserve">：一种基于AI双角色生成与审查的医学教案内容质量保障方法，其特征在于，包括以下步骤：</w:t>
-      </w:r>
-    </w:p>
-    <w:p>
-      <w:pPr>
-        <w:spacing w:lineRule="auto"/>
-      </w:pPr>
-      <w:r>
-        <w:rPr/>
-        <w:t xml:space="preserve">S1：构建双角色Prompt模板体系，在模板数据库表中建立生成类模板（教案生成-{教学模型}）、审查类模板（教案审查评分）和优化类模板（教案优化）三类独立Prompt模板，各类模板使用不同的角色定位，全部模板由开发人员与具有丰富教学工作经验的临床教师根据五种教学模型共同编写并持续完善；</w:t>
-      </w:r>
-    </w:p>
-    <w:p>
-      <w:pPr>
-        <w:spacing w:lineRule="auto"/>
-      </w:pPr>
-      <w:r>
-        <w:rPr/>
-        <w:t xml:space="preserve">S2：通过生成AI服务，加载生成Prompt模板并经变量完整性校验后渲染，调用大语言模型生成教案初版，教案输出末尾附有AI生成来源标记后持久化；</w:t>
-      </w:r>
-    </w:p>
-    <w:p>
-      <w:pPr>
-        <w:spacing w:lineRule="auto"/>
-      </w:pPr>
-      <w:r>
-        <w:rPr/>
-        <w:t xml:space="preserve">S3：通过审查AI服务（独立的AI服务），加载与S2完全独立的审查Prompt模板，将教案初版和目标学情信息传入，调用大语言模型按三维度（医学准确性40分/教学逻辑性35分/内容完整性25分）进行结构化审查评分，输出包含扣分点名称、扣分原因（注明问题位置）和扣分值等要素的JSON审查报告；</w:t>
-      </w:r>
-    </w:p>
-    <w:p>
-      <w:pPr>
-        <w:spacing w:lineRule="auto"/>
-      </w:pPr>
-      <w:r>
-        <w:rPr/>
-        <w:t xml:space="preserve">S4：通过优化AI服务（独立的AI服务），加载优化Prompt模板，将教案初版和审查报告JSON传入，在"逐条响应评审意见""保持原有结构""补强不推倒""医学准确性优先"的优化原则约束下，调用大语言模型对教案进行定向修正，输出优化版教案；</w:t>
-      </w:r>
-    </w:p>
-    <w:p>
-      <w:pPr>
-        <w:spacing w:lineRule="auto"/>
-      </w:pPr>
-      <w:r>
-        <w:rPr/>
-        <w:t xml:space="preserve">S5：教师终审——提供初版与优化版的对比查看、Markdown实时预览编辑和审查评分面板展示，教师确认后将教案状态由草稿变更为已发布。</w:t>
+        <w:t xml:space="preserve">：一种基于AI双角色生成与审查的医学教案质量保障流程构建方法，其特征在于，包括以下步骤：</w:t>
+      </w:r>
+    </w:p>
+    <w:p>
+      <w:pPr>
+        <w:spacing w:lineRule="auto"/>
+      </w:pPr>
+      <w:r>
+        <w:rPr/>
+        <w:t xml:space="preserve">S1：构建流程数据对象契约与状态载体——定义教案数据对象（含教案全文、迭代轮次、状态字段）与审查报告数据对象（遵循结构化审查数据模型约束，含总分、三维度得分与扣分项明细、修改建议列表），并在数据库中建立持久化存储与状态机（DRAFT(0)→审查绑定→DRAFT(1)→PUBLISHED）；</w:t>
+      </w:r>
+    </w:p>
+    <w:p>
+      <w:pPr>
+        <w:spacing w:lineRule="auto"/>
+      </w:pPr>
+      <w:r>
+        <w:rPr/>
+        <w:t xml:space="preserve">S2：编排生成阶段——接收教案生成请求（病例标识、教学目标、学情层次、教学模型），调用生成AI服务生成教案初版，封装为教案数据对象（迭代轮次0、状态DRAFT）落库，输出教案初版数据对象作为S3的输入；</w:t>
+      </w:r>
+    </w:p>
+    <w:p>
+      <w:pPr>
+        <w:spacing w:lineRule="auto"/>
+      </w:pPr>
+      <w:r>
+        <w:rPr/>
+        <w:t xml:space="preserve">S3：编排审查阶段——以S2输出的教案初版数据对象为输入，调用审查AI服务按结构化审查数据模型执行三维度审查评分，输出审查报告数据对象并与教案初版记录绑定持久化，作为S4的输入；</w:t>
+      </w:r>
+    </w:p>
+    <w:p>
+      <w:pPr>
+        <w:spacing w:lineRule="auto"/>
+      </w:pPr>
+      <w:r>
+        <w:rPr/>
+        <w:t xml:space="preserve">S4：编排优化阶段——以S2输出的教案初版数据对象与S3输出的审查报告数据对象为输入，调用优化AI服务执行定向修正，输出优化版教案数据对象（迭代轮次1、状态DRAFT，继承审查数据）落库，作为S5的输入；</w:t>
+      </w:r>
+    </w:p>
+    <w:p>
+      <w:pPr>
+        <w:spacing w:lineRule="auto"/>
+      </w:pPr>
+      <w:r>
+        <w:rPr/>
+        <w:t xml:space="preserve">S5：编排终审阶段——以教案初版与优化版数据对象驱动教师查看、编辑与确认发布，将教案状态由DRAFT变更为PUBLISHED；</w:t>
+      </w:r>
+    </w:p>
+    <w:p>
+      <w:pPr>
+        <w:spacing w:lineRule="auto"/>
+      </w:pPr>
+      <w:r>
+        <w:rPr/>
+        <w:t xml:space="preserve">S6：容错降级与断点恢复——任一步骤失败时保留已持久化的中间数据对象，依据失败阶段执行对应降级策略：生成阶段失败终止流程，审查阶段失败跳过优化阶段并保留初版教案，优化阶段失败保留初版教案与审查报告；所有失败不回滚已保存的中间数据，可从断点继续。</w:t>
       </w:r>
     </w:p>
     <w:p>
@@ -3399,7 +3910,7 @@
       </w:r>
       <w:r>
         <w:rPr/>
-        <w:t xml:space="preserve">：根据权利要求1所述的方法，其特征在于，步骤S3中，审查AI根据{{targetAudience}}变量感知目标学员层级（实习生/规培一~三年级/本院医师），依据评审约束"评审标准对齐目标学员层次"采用与学员层级相称的审查深度——低层级学员教案按基础要求评判，高层级学员教案按更严格的标准评判。</w:t>
+        <w:t xml:space="preserve">：根据权利要求1所述的方法，其特征在于，步骤S3中，结构化审查数据模型以数据字段定义三维度（医学准确性满分40分、教学逻辑性满分35分、内容完整性满分25分）及各维度的扣分项数组，审查AI的输出须严格符合该数据模型的JSON Schema约束，每个扣分项包含扣分点名称、扣分原因（注明问题位置与内容）和扣分值三个要素，各维度得分等于该维度满分减去扣分项扣分值之和，不得为负数，总分等于三维度得分之和，评级由业务服务层按总分计算而非依赖大语言模型自报。</w:t>
       </w:r>
     </w:p>
     <w:p>
@@ -3414,7 +3925,7 @@
       </w:r>
       <w:r>
         <w:rPr/>
-        <w:t xml:space="preserve">：根据权利要求1所述的方法，其特征在于，步骤S4中，优化AI的Prompt嵌入"逐条响应评审意见""保持原有结构""补强不推倒""医学准确性优先"四条优化原则，仅执行一轮自动优化（迭代轮次最大为1），最终决定权交还教师在步骤S5终审。</w:t>
+        <w:t xml:space="preserve">：根据权利要求1所述的方法，其特征在于，步骤S3中，审查AI根据目标学员层级感知变量（实习生/规培一~三年级/本院医师）采用与学员层级相称的审查深度——低层级学员教案按基础要求评判，高层级学员教案按更严格的标准评判，避免一刀切审查。</w:t>
       </w:r>
     </w:p>
     <w:p>
@@ -3429,7 +3940,7 @@
       </w:r>
       <w:r>
         <w:rPr/>
-        <w:t xml:space="preserve">：根据权利要求1所述的方法，其特征在于，还包括管线三级容错降级机制：阶段一（生成初版）失败终止管线；阶段二（审查评分）失败跳过阶段三优化，保留初版教案供教师终审；阶段三（优化教案）失败保留初版教案和审查报告，教师可终审；所有失败不回滚已保存的中间数据。</w:t>
+        <w:t xml:space="preserve">：根据权利要求1所述的方法，其特征在于，步骤S4中，优化AI在"逐条响应评审意见""保持原有结构""补强不推倒""医学准确性优先"四条优化原则约束下执行定向修正，仅执行一轮自动优化（迭代轮次最大为1），最终决定权交还教师在步骤S5终审。</w:t>
       </w:r>
     </w:p>
     <w:p>
@@ -3444,7 +3955,7 @@
       </w:r>
       <w:r>
         <w:rPr/>
-        <w:t xml:space="preserve">：根据权利要求1所述的方法，其特征在于，还包括服务端事件流式进度推送机制，通过进度推送组件在S2-S4各阶段执行时实时向前端推送生成中→审查中→优化中→已完成进度事件。</w:t>
+        <w:t xml:space="preserve">：根据权利要求1所述的方法，其特征在于，步骤S6中，审查阶段失败时跳过优化阶段并推送"评分暂不可用"错误事件后直接推送完成事件，前端展示初版教案进入终审；优化阶段失败时推送"优化未完成"错误事件后仍推送完成事件（携带初版教案标识），保留初版教案和审查评分结果，教师仍可进入终审。</w:t>
       </w:r>
     </w:p>
     <w:p>
@@ -3459,7 +3970,7 @@
       </w:r>
       <w:r>
         <w:rPr/>
-        <w:t xml:space="preserve">：根据权利要求1所述的方法，其特征在于，步骤S1中所有Prompt模板存储在模板数据库表中，支持启用标记灰度切换和版本号版本控制；模板渲染前通过正则提取全部双花括号变量占位符并与调用方提供的变量映射表逐一比对，任何缺失变量均抛出异常并列出缺失变量名。</w:t>
+        <w:t xml:space="preserve">：根据权利要求1所述的方法，其特征在于，还包括服务端事件流式进度推送机制，通过进度推送组件在S2-S4各阶段执行时实时向前端推送生成中→审查中→优化中→已完成进度事件，以及初版事件（初版落库后携带教案标识与全文）与完成事件（携带教案标识与审查评分）。</w:t>
       </w:r>
     </w:p>
     <w:p>
@@ -3474,7 +3985,7 @@
       </w:r>
       <w:r>
         <w:rPr/>
-        <w:t xml:space="preserve">：根据权利要求1所述的方法，其特征在于，步骤S2中生成模板的输出约束要求教案末尾附带AI生成来源斜体标记，该标记随教案正文持久化并在前端展示中保持可见；审查与优化阶段的输出由业务服务层统一标注来源标识。</w:t>
+        <w:t xml:space="preserve">：根据权利要求1所述的方法，其特征在于，步骤S2至S4中各阶段使用的Prompt模板存储在模板数据库表中，支持启用标记灰度切换和版本号版本控制；模板渲染前通过正则提取全部双花括号变量占位符并与调用方提供的变量映射表逐一比对，任何缺失变量均抛出异常并列出缺失变量名；审查维度与满分值配置随模板数据可热更新。</w:t>
       </w:r>
     </w:p>
     <w:p>
@@ -3499,34 +4010,52 @@
       </w:r>
       <w:r>
         <w:rPr/>
-        <w:t xml:space="preserve">：一种基于AI双角色生成与审查的医学教案内容质量保障系统，其特征在于，包括：</w:t>
-      </w:r>
-    </w:p>
-    <w:p>
-      <w:pPr>
-        <w:spacing w:lineRule="auto"/>
-      </w:pPr>
-      <w:r>
-        <w:rPr/>
-        <w:t xml:space="preserve">生成AI服务模块，用于加载生成Prompt模板并调用大语言模型生成教案初版；</w:t>
-      </w:r>
-    </w:p>
-    <w:p>
-      <w:pPr>
-        <w:spacing w:lineRule="auto"/>
-      </w:pPr>
-      <w:r>
-        <w:rPr/>
-        <w:t xml:space="preserve">审查AI服务模块，用于加载独立于生成模块的审查Prompt模板并调用大语言模型进行三维度结构化审查评分；</w:t>
-      </w:r>
-    </w:p>
-    <w:p>
-      <w:pPr>
-        <w:spacing w:lineRule="auto"/>
-      </w:pPr>
-      <w:r>
-        <w:rPr/>
-        <w:t xml:space="preserve">优化AI服务模块，用于加载优化Prompt模板并基于审查报告调用大语言模型进行定向修正；</w:t>
+        <w:t xml:space="preserve">：一种基于AI双角色生成与审查的医学教案质量保障流程构建系统，其特征在于，包括：</w:t>
+      </w:r>
+    </w:p>
+    <w:p>
+      <w:pPr>
+        <w:spacing w:lineRule="auto"/>
+      </w:pPr>
+      <w:r>
+        <w:rPr/>
+        <w:t xml:space="preserve">教案数据对象管理模块，用于定义并持久化教案数据对象（含教案全文、迭代轮次与状态字段），管理DRAFT→审查绑定→DRAFT(1)→PUBLISHED的状态迁移；</w:t>
+      </w:r>
+    </w:p>
+    <w:p>
+      <w:pPr>
+        <w:spacing w:lineRule="auto"/>
+      </w:pPr>
+      <w:r>
+        <w:rPr/>
+        <w:t xml:space="preserve">审查报告数据对象管理模块，用于按结构化审查数据模型定义并持久化审查报告对象（总分、三维度得分与扣分项明细、修改建议列表）；</w:t>
+      </w:r>
+    </w:p>
+    <w:p>
+      <w:pPr>
+        <w:spacing w:lineRule="auto"/>
+      </w:pPr>
+      <w:r>
+        <w:rPr/>
+        <w:t xml:space="preserve">生成AI服务模块，用于加载生成Prompt模板并调用大语言模型生成教案初版，封装为教案数据对象；</w:t>
+      </w:r>
+    </w:p>
+    <w:p>
+      <w:pPr>
+        <w:spacing w:lineRule="auto"/>
+      </w:pPr>
+      <w:r>
+        <w:rPr/>
+        <w:t xml:space="preserve">审查AI服务模块，用于加载独立于生成模块的审查Prompt模板并调用大语言模型进行三维度结构化审查评分，输出审查报告数据对象；</w:t>
+      </w:r>
+    </w:p>
+    <w:p>
+      <w:pPr>
+        <w:spacing w:lineRule="auto"/>
+      </w:pPr>
+      <w:r>
+        <w:rPr/>
+        <w:t xml:space="preserve">优化AI服务模块，用于加载优化Prompt模板并基于教案初版数据对象与审查报告数据对象调用大语言模型进行定向修正；</w:t>
       </w:r>
     </w:p>
     <w:p>
@@ -3544,7 +4073,7 @@
       </w:pPr>
       <w:r>
         <w:rPr/>
-        <w:t xml:space="preserve">管线编排模块，用于编排生成→审查→优化的三阶段串行执行，管理服务端事件流进度推送和容错降级；</w:t>
+        <w:t xml:space="preserve">流程编排模块，用于编排生成→审查→优化→终审四阶段串行执行，管理数据对象在阶段间的流转与绑定、SSE进度推送和三级容错降级；</w:t>
       </w:r>
     </w:p>
     <w:p>
@@ -3568,7 +4097,7 @@
       </w:r>
       <w:r>
         <w:rPr/>
-        <w:t xml:space="preserve">：根据权利要求9所述的系统，其特征在于，所述审查AI服务模块输出结构化JSON审查报告，包含总分、三维度分项得分、扣分项明细（扣分原因注明问题位置）和修改建议列表，该结构化报告被所述优化AI服务模块程序化消费以执行定向修正。</w:t>
+        <w:t xml:space="preserve">：根据权利要求9所述的系统，其特征在于，所述审查AI服务模块输出的审查报告数据对象遵循结构化审查数据模型的JSON Schema约束，扣分项以结构化元素（扣分点名称、扣分原因、扣分值）产出，被所述优化AI服务模块程序化消费以执行定向修正。</w:t>
       </w:r>
     </w:p>
     <w:p>
@@ -4225,6 +4754,66 @@
             </w:pPr>
             <w:r>
               <w:rPr/>
+              <w:t xml:space="preserve">数据对象契约</w:t>
+            </w:r>
+          </w:p>
+        </w:tc>
+        <w:tc>
+          <w:tcPr>
+            <w:tcBorders>
+              <w:top w:val="single" w:sz="1" w:space="0" w:color="000000"/>
+              <w:bottom w:val="single" w:sz="1" w:space="0" w:color="000000"/>
+              <w:left w:val="single" w:sz="1" w:space="0" w:color="000000"/>
+              <w:right w:val="single" w:sz="1" w:space="0" w:color="000000"/>
+            </w:tcBorders>
+          </w:tcPr>
+          <w:p>
+            <w:pPr>
+              <w:spacing w:lineRule="auto"/>
+            </w:pPr>
+            <w:r>
+              <w:rPr/>
+              <w:t xml:space="preserve">审查结论为自然语言、无法程序化消费</w:t>
+            </w:r>
+          </w:p>
+        </w:tc>
+        <w:tc>
+          <w:tcPr>
+            <w:tcBorders>
+              <w:top w:val="single" w:sz="1" w:space="0" w:color="000000"/>
+              <w:bottom w:val="single" w:sz="1" w:space="0" w:color="000000"/>
+              <w:left w:val="single" w:sz="1" w:space="0" w:color="000000"/>
+              <w:right w:val="single" w:sz="1" w:space="0" w:color="000000"/>
+            </w:tcBorders>
+          </w:tcPr>
+          <w:p>
+            <w:pPr>
+              <w:spacing w:lineRule="auto"/>
+            </w:pPr>
+            <w:r>
+              <w:rPr/>
+              <w:t xml:space="preserve">教案对象+审查报告对象结构化契约、绑定持久化</w:t>
+            </w:r>
+          </w:p>
+        </w:tc>
+      </w:tr>
+      <w:tr>
+        <w:trPr/>
+        <w:tc>
+          <w:tcPr>
+            <w:tcBorders>
+              <w:top w:val="single" w:sz="1" w:space="0" w:color="000000"/>
+              <w:bottom w:val="single" w:sz="1" w:space="0" w:color="000000"/>
+              <w:left w:val="single" w:sz="1" w:space="0" w:color="000000"/>
+              <w:right w:val="single" w:sz="1" w:space="0" w:color="000000"/>
+            </w:tcBorders>
+          </w:tcPr>
+          <w:p>
+            <w:pPr>
+              <w:spacing w:lineRule="auto"/>
+            </w:pPr>
+            <w:r>
+              <w:rPr/>
               <w:t xml:space="preserve">模板扩展性</w:t>
             </w:r>
           </w:p>
@@ -4264,6 +4853,66 @@
             <w:r>
               <w:rPr/>
               <w:t xml:space="preserve">PromptTemplateEngine按类型/名称通用管理，支持新增场景扩展</w:t>
+            </w:r>
+          </w:p>
+        </w:tc>
+      </w:tr>
+      <w:tr>
+        <w:trPr/>
+        <w:tc>
+          <w:tcPr>
+            <w:tcBorders>
+              <w:top w:val="single" w:sz="1" w:space="0" w:color="000000"/>
+              <w:bottom w:val="single" w:sz="1" w:space="0" w:color="000000"/>
+              <w:left w:val="single" w:sz="1" w:space="0" w:color="000000"/>
+              <w:right w:val="single" w:sz="1" w:space="0" w:color="000000"/>
+            </w:tcBorders>
+          </w:tcPr>
+          <w:p>
+            <w:pPr>
+              <w:spacing w:lineRule="auto"/>
+            </w:pPr>
+            <w:r>
+              <w:rPr/>
+              <w:t xml:space="preserve">流程组织</w:t>
+            </w:r>
+          </w:p>
+        </w:tc>
+        <w:tc>
+          <w:tcPr>
+            <w:tcBorders>
+              <w:top w:val="single" w:sz="1" w:space="0" w:color="000000"/>
+              <w:bottom w:val="single" w:sz="1" w:space="0" w:color="000000"/>
+              <w:left w:val="single" w:sz="1" w:space="0" w:color="000000"/>
+              <w:right w:val="single" w:sz="1" w:space="0" w:color="000000"/>
+            </w:tcBorders>
+          </w:tcPr>
+          <w:p>
+            <w:pPr>
+              <w:spacing w:lineRule="auto"/>
+            </w:pPr>
+            <w:r>
+              <w:rPr/>
+              <w:t xml:space="preserve">单次调用、环节脱节、中间数据不落库</w:t>
+            </w:r>
+          </w:p>
+        </w:tc>
+        <w:tc>
+          <w:tcPr>
+            <w:tcBorders>
+              <w:top w:val="single" w:sz="1" w:space="0" w:color="000000"/>
+              <w:bottom w:val="single" w:sz="1" w:space="0" w:color="000000"/>
+              <w:left w:val="single" w:sz="1" w:space="0" w:color="000000"/>
+              <w:right w:val="single" w:sz="1" w:space="0" w:color="000000"/>
+            </w:tcBorders>
+          </w:tcPr>
+          <w:p>
+            <w:pPr>
+              <w:spacing w:lineRule="auto"/>
+            </w:pPr>
+            <w:r>
+              <w:rPr/>
+              <w:t xml:space="preserve">四阶段串行工件流、数据对象契约明确、状态持久化可断点恢复</w:t>
             </w:r>
           </w:p>
         </w:tc>
@@ -4521,7 +5170,7 @@
         <w:rPr>
           <w:rFonts w:ascii="Courier" w:hAnsi="Courier"/>
         </w:rPr>
-        <w:t xml:space="preserve">附件1  后端源代码：        - PlanGenAiService.java（生成AI接口）        - PlanReviewAiService.java（审查AI接口）        - PlanRefineAiService.java（优化AI接口）        - PlanGenerationService.java（管线编排服务）        - PlanReviewService.java（审查评分编排）        - PlanRefineService.java（优化编排）        - PromptTemplateEngine.java（模板引擎）        - GenerationProgressEmitter.java（SSE进度推送）  附件2  Prompt模板文件（7个）：        - 教案生成-BOPPPS / 教案生成-SNAPPS / 教案生成-PBL / 教案生成-CBL / 教案生成-翻转课堂        - 教案审查评分        - 教案优化  附件3  前端源代码：        - TeachingPlanGenerate.vue（5步向导界面）        - TeachingPlanEdit.vue（终审编辑界面）  附件4  迭代技术文档：        - 教案生成-已实现功能清单.md        - 教案生成AI闭环实现方案.md        - 教案生成模块-TDD实施指南.md        - 教案生成模块关注点分离设计方案.md  附件5  Git提交历史记录 附件6  系统运行界面截图 </w:t>
+        <w:t xml:space="preserve">附件1  后端源代码：        - PlanGenAiService.java（生成AI接口）        - PlanReviewAiService.java（审查AI接口）        - PlanRefineAiService.java（优化AI接口）        - PlanGenerationService.java（管线编排服务）        - PlanReviewService.java（审查评分编排）        - PlanRefineService.java（优化编排）        - PromptTemplateEngine.java（模板引擎）        - GenerationProgressEmitter.java（SSE进度推送）  附件2  Prompt模板文件（7个）：        - 教案生成-BOPPPS / 教案生成-SNAPPS / 教案生成-PBL / 教案生成-CBL / 教案生成-翻转课堂        - 教案审查评分        - 教案优化  附件3  前端源代码：        - PlanCreate.vue（5步向导界面）        - StepFinalReview.vue（终审编辑界面）        - TeachingPlanView.vue（教案详情查看界面）  附件4  迭代技术文档：        - 教案生成-已实现功能清单.md        - 教案生成AI闭环实现方案.md        - 教案生成模块-TDD实施指南.md        - 教案生成模块关注点分离设计方案.md  附件5  Git提交历史记录 附件6  系统运行界面截图 </w:t>
       </w:r>
     </w:p>
   </w:body>
